--- a/apps/desktop/public/mau-van-ban/rieng-qd-thu-hoi.docx
+++ b/apps/desktop/public/mau-van-ban/rieng-qd-thu-hoi.docx
@@ -135,7 +135,7 @@
                 <w:i/>
                 <w:sz w:val="26"/>
                 <w:szCs w:val="26"/>
-                <w:lang w:val="en-US" w:eastAsia="en-US"/>
+                <w:lang w:val="en-US" w:eastAsia="Times New Roman"/>
               </w:rPr>
             </w:pPr>
             <w:r>
@@ -143,7 +143,7 @@
                 <w:i/>
                 <w:sz w:val="26"/>
                 <w:szCs w:val="26"/>
-                <w:lang w:val="en-US" w:eastAsia="en-US"/>
+                <w:lang w:val="en-US" w:eastAsia="Times New Roman"/>
               </w:rPr>
               <mc:AlternateContent>
                 <mc:Choice Requires="wps">
@@ -420,7 +420,7 @@
           <w:b/>
           <w:sz w:val="28"/>
           <w:szCs w:val="28"/>
-          <w:lang w:val="nl-NL" w:eastAsia="en-US"/>
+          <w:lang w:val="nl-NL" w:eastAsia="Times New Roman"/>
         </w:rPr>
       </w:pPr>
       <w:r>
@@ -428,7 +428,7 @@
           <w:b/>
           <w:sz w:val="28"/>
           <w:szCs w:val="28"/>
-          <w:lang w:val="nl-NL" w:eastAsia="en-US"/>
+          <w:lang w:val="nl-NL" w:eastAsia="Times New Roman"/>
         </w:rPr>
         <mc:AlternateContent>
           <mc:Choice Requires="wps">
@@ -635,7 +635,7 @@
         <w:spacing w:before="240" w:after="360"/>
         <w:jc w:val="center"/>
         <w:rPr>
-          <w:rFonts w:ascii="Times New Roman Bold" w:hAnsi="Times New Roman Bold" w:cs="Times New Roman Bold"/>
+          <w:rFonts w:ascii="Times New Roman" w:hAnsi="Times New Roman" w:cs="Times New Roman"/>
           <w:b/>
           <w:bCs/>
           <w:sz w:val="26"/>
@@ -645,7 +645,7 @@
       </w:pPr>
       <w:r>
         <w:rPr>
-          <w:rFonts w:cs="Times New Roman Bold" w:ascii="Times New Roman Bold" w:hAnsi="Times New Roman Bold"/>
+          <w:rFonts w:cs="Times New Roman" w:ascii="Times New Roman" w:hAnsi="Times New Roman"/>
           <w:b/>
           <w:bCs/>
           <w:sz w:val="26"/>
@@ -4871,10 +4871,10 @@
   <w:docDefaults>
     <w:rPrDefault>
       <w:rPr>
-        <w:rFonts w:ascii="Liberation Serif" w:hAnsi="Liberation Serif" w:eastAsia="WenQuanYi Zen Hei" w:cs="FreeSans"/>
+        <w:rFonts w:ascii="Times New Roman" w:hAnsi="Times New Roman" w:eastAsia="Times New Roman" w:cs="Times New Roman"/>
         <w:sz w:val="24"/>
         <w:szCs w:val="24"/>
-        <w:lang w:val="en-US" w:eastAsia="zh-CN" w:bidi="hi-IN"/>
+        <w:lang w:val="en-US" w:eastAsia="Times New Roman" w:bidi="hi-IN"/>
       </w:rPr>
     </w:rPrDefault>
     <w:pPrDefault>
@@ -4895,7 +4895,7 @@
       <w:color w:val="auto"/>
       <w:sz w:val="24"/>
       <w:szCs w:val="24"/>
-      <w:lang w:val="en-US" w:bidi="ar-SA" w:eastAsia="zh-CN"/>
+      <w:lang w:val="en-US" w:bidi="ar-SA" w:eastAsia="Times New Roman"/>
     </w:rPr>
   </w:style>
   <w:style w:type="paragraph" w:styleId="Heading1">
@@ -4914,7 +4914,7 @@
       <w:outlineLvl w:val="0"/>
     </w:pPr>
     <w:rPr>
-      <w:rFonts w:ascii=".VnTimeH;Courier New" w:hAnsi=".VnTimeH;Courier New" w:cs=".VnTimeH;Courier New"/>
+      <w:rFonts w:ascii="Times New Roman" w:hAnsi="Times New Roman" w:cs="Times New Roman"/>
       <w:b/>
       <w:sz w:val="36"/>
       <w:szCs w:val="20"/>
@@ -4981,7 +4981,7 @@
     <w:name w:val="WW8Num2z1"/>
     <w:qFormat/>
     <w:rPr>
-      <w:rFonts w:ascii="Courier New" w:hAnsi="Courier New" w:cs="Courier New"/>
+      <w:rFonts w:ascii="Times New Roman" w:hAnsi="Times New Roman" w:cs="Times New Roman"/>
     </w:rPr>
   </w:style>
   <w:style w:type="character" w:styleId="WW8Num2z2">
@@ -5009,7 +5009,7 @@
     <w:name w:val="WW8Num3z1"/>
     <w:qFormat/>
     <w:rPr>
-      <w:rFonts w:ascii="Courier New" w:hAnsi="Courier New" w:cs="Courier New"/>
+      <w:rFonts w:ascii="Times New Roman" w:hAnsi="Times New Roman" w:cs="Times New Roman"/>
     </w:rPr>
   </w:style>
   <w:style w:type="character" w:styleId="WW8Num3z2">
@@ -5037,7 +5037,7 @@
     <w:name w:val="WW8Num4z1"/>
     <w:qFormat/>
     <w:rPr>
-      <w:rFonts w:ascii="Courier New" w:hAnsi="Courier New" w:cs="Courier New"/>
+      <w:rFonts w:ascii="Times New Roman" w:hAnsi="Times New Roman" w:cs="Times New Roman"/>
     </w:rPr>
   </w:style>
   <w:style w:type="character" w:styleId="WW8Num4z2">
@@ -5072,7 +5072,7 @@
     <w:name w:val="WW8Num6z1"/>
     <w:qFormat/>
     <w:rPr>
-      <w:rFonts w:ascii="Courier New" w:hAnsi="Courier New" w:cs="Courier New"/>
+      <w:rFonts w:ascii="Times New Roman" w:hAnsi="Times New Roman" w:cs="Times New Roman"/>
     </w:rPr>
   </w:style>
   <w:style w:type="character" w:styleId="WW8Num6z2">
@@ -5100,7 +5100,7 @@
     <w:name w:val="WW8Num7z1"/>
     <w:qFormat/>
     <w:rPr>
-      <w:rFonts w:ascii="Courier New" w:hAnsi="Courier New" w:cs="Courier New"/>
+      <w:rFonts w:ascii="Times New Roman" w:hAnsi="Times New Roman" w:cs="Times New Roman"/>
     </w:rPr>
   </w:style>
   <w:style w:type="character" w:styleId="WW8Num7z2">
@@ -5135,7 +5135,7 @@
     <w:name w:val="WW8Num9z1"/>
     <w:qFormat/>
     <w:rPr>
-      <w:rFonts w:ascii="Courier New" w:hAnsi="Courier New" w:cs="Courier New"/>
+      <w:rFonts w:ascii="Times New Roman" w:hAnsi="Times New Roman" w:cs="Times New Roman"/>
     </w:rPr>
   </w:style>
   <w:style w:type="character" w:styleId="WW8Num9z2">
@@ -5170,7 +5170,7 @@
     <w:name w:val="WW8Num11z1"/>
     <w:qFormat/>
     <w:rPr>
-      <w:rFonts w:ascii="Courier New" w:hAnsi="Courier New" w:cs="Courier New"/>
+      <w:rFonts w:ascii="Times New Roman" w:hAnsi="Times New Roman" w:cs="Times New Roman"/>
     </w:rPr>
   </w:style>
   <w:style w:type="character" w:styleId="WW8Num11z2">
@@ -5201,7 +5201,7 @@
     <w:name w:val="Balloon Text Char"/>
     <w:qFormat/>
     <w:rPr>
-      <w:rFonts w:ascii="Tahoma" w:hAnsi="Tahoma" w:cs="Tahoma"/>
+      <w:rFonts w:ascii="Times New Roman" w:hAnsi="Times New Roman" w:cs="Times New Roman"/>
       <w:sz w:val="16"/>
       <w:szCs w:val="16"/>
     </w:rPr>
@@ -5210,7 +5210,7 @@
     <w:name w:val="Body Text Indent Char"/>
     <w:qFormat/>
     <w:rPr>
-      <w:rFonts w:ascii=".VnTime;Courier New" w:hAnsi=".VnTime;Courier New" w:cs=".VnTime;Courier New"/>
+      <w:rFonts w:ascii="Times New Roman" w:hAnsi="Times New Roman" w:cs="Times New Roman"/>
       <w:sz w:val="28"/>
     </w:rPr>
   </w:style>
@@ -5225,7 +5225,7 @@
     <w:name w:val="Char Char2"/>
     <w:qFormat/>
     <w:rPr>
-      <w:rFonts w:ascii=".VnTime;Courier New" w:hAnsi=".VnTime;Courier New" w:cs=".VnTime;Courier New"/>
+      <w:rFonts w:ascii="Times New Roman" w:hAnsi="Times New Roman" w:cs="Times New Roman"/>
       <w:sz w:val="28"/>
       <w:lang w:val="en-US" w:bidi="ar-SA"/>
     </w:rPr>
@@ -5262,7 +5262,7 @@
     <w:name w:val="Heading 1 Char"/>
     <w:qFormat/>
     <w:rPr>
-      <w:rFonts w:ascii=".VnTimeH;Courier New" w:hAnsi=".VnTimeH;Courier New" w:cs=".VnTimeH;Courier New"/>
+      <w:rFonts w:ascii="Times New Roman" w:hAnsi="Times New Roman" w:cs="Times New Roman"/>
       <w:b/>
       <w:sz w:val="36"/>
     </w:rPr>
@@ -5281,7 +5281,7 @@
     <w:name w:val="Body Text 2 Char"/>
     <w:qFormat/>
     <w:rPr>
-      <w:rFonts w:ascii=".VnTime;Courier New" w:hAnsi=".VnTime;Courier New" w:cs=".VnTime;Courier New"/>
+      <w:rFonts w:ascii="Times New Roman" w:hAnsi="Times New Roman" w:cs="Times New Roman"/>
       <w:sz w:val="28"/>
       <w:szCs w:val="24"/>
       <w:lang w:val="fr-FR"/>
@@ -5342,7 +5342,7 @@
       <w:spacing w:before="240" w:after="120"/>
     </w:pPr>
     <w:rPr>
-      <w:rFonts w:ascii="Liberation Sans" w:hAnsi="Liberation Sans" w:eastAsia="WenQuanYi Zen Hei" w:cs="FreeSans"/>
+      <w:rFonts w:ascii="Times New Roman" w:hAnsi="Times New Roman" w:eastAsia="Times New Roman" w:cs="Times New Roman"/>
       <w:sz w:val="28"/>
       <w:szCs w:val="28"/>
     </w:rPr>
@@ -5363,7 +5363,7 @@
     <w:basedOn w:val="BodyText"/>
     <w:pPr/>
     <w:rPr>
-      <w:rFonts w:cs="FreeSans"/>
+      <w:rFonts w:cs="Times New Roman"/>
     </w:rPr>
   </w:style>
   <w:style w:type="paragraph" w:styleId="Caption">
@@ -5375,7 +5375,7 @@
       <w:spacing w:before="120" w:after="120"/>
     </w:pPr>
     <w:rPr>
-      <w:rFonts w:cs="FreeSans"/>
+      <w:rFonts w:cs="Times New Roman"/>
       <w:i/>
       <w:iCs/>
       <w:sz w:val="24"/>
@@ -5390,7 +5390,7 @@
       <w:suppressLineNumbers/>
     </w:pPr>
     <w:rPr>
-      <w:rFonts w:cs="FreeSans"/>
+      <w:rFonts w:cs="Times New Roman"/>
     </w:rPr>
   </w:style>
   <w:style w:type="paragraph" w:styleId="HeaderandFooter">
@@ -5440,7 +5440,7 @@
       <w:jc w:val="both"/>
     </w:pPr>
     <w:rPr>
-      <w:rFonts w:ascii=".VnTime;Courier New" w:hAnsi=".VnTime;Courier New" w:cs=".VnTime;Courier New"/>
+      <w:rFonts w:ascii="Times New Roman" w:hAnsi="Times New Roman" w:cs="Times New Roman"/>
       <w:sz w:val="28"/>
       <w:szCs w:val="20"/>
     </w:rPr>
@@ -5453,7 +5453,7 @@
       <w:shd w:fill="000080" w:val="clear"/>
     </w:pPr>
     <w:rPr>
-      <w:rFonts w:ascii="Tahoma" w:hAnsi="Tahoma" w:cs="Tahoma"/>
+      <w:rFonts w:ascii="Times New Roman" w:hAnsi="Times New Roman" w:cs="Times New Roman"/>
       <w:sz w:val="20"/>
       <w:szCs w:val="20"/>
     </w:rPr>
@@ -5467,11 +5467,11 @@
       <w:jc w:val="both"/>
     </w:pPr>
     <w:rPr>
-      <w:rFonts w:eastAsia="SimSun;宋体" w:cs="Times New Roman"/>
+      <w:rFonts w:eastAsia="Times New Roman" w:cs="Times New Roman"/>
       <w:kern w:val="2"/>
       <w:sz w:val="24"/>
       <w:szCs w:val="24"/>
-      <w:lang w:eastAsia="zh-CN"/>
+      <w:lang w:eastAsia="Times New Roman"/>
     </w:rPr>
   </w:style>
   <w:style w:type="paragraph" w:styleId="Char">
@@ -5482,7 +5482,7 @@
       <w:spacing w:lineRule="exact" w:line="240" w:before="0" w:after="160"/>
     </w:pPr>
     <w:rPr>
-      <w:rFonts w:ascii="Arial" w:hAnsi="Arial" w:cs="Arial"/>
+      <w:rFonts w:ascii="Times New Roman" w:hAnsi="Times New Roman" w:cs="Times New Roman"/>
       <w:sz w:val="22"/>
       <w:szCs w:val="22"/>
     </w:rPr>
@@ -5493,7 +5493,7 @@
     <w:qFormat/>
     <w:pPr/>
     <w:rPr>
-      <w:rFonts w:ascii="Tahoma" w:hAnsi="Tahoma" w:cs="Tahoma"/>
+      <w:rFonts w:ascii="Times New Roman" w:hAnsi="Times New Roman" w:cs="Times New Roman"/>
       <w:sz w:val="16"/>
       <w:szCs w:val="16"/>
       <w:lang w:val="en-US"/>
@@ -5517,7 +5517,7 @@
       <w:jc w:val="both"/>
     </w:pPr>
     <w:rPr>
-      <w:rFonts w:ascii=".VnTime;Courier New" w:hAnsi=".VnTime;Courier New" w:cs=".VnTime;Courier New"/>
+      <w:rFonts w:ascii="Times New Roman" w:hAnsi="Times New Roman" w:cs="Times New Roman"/>
       <w:sz w:val="28"/>
       <w:lang w:val="fr-FR"/>
     </w:rPr>
@@ -5531,11 +5531,11 @@
       <w:jc w:val="both"/>
     </w:pPr>
     <w:rPr>
-      <w:rFonts w:eastAsia="SimSun;宋体" w:cs="Times New Roman"/>
+      <w:rFonts w:eastAsia="Times New Roman" w:cs="Times New Roman"/>
       <w:kern w:val="2"/>
       <w:sz w:val="24"/>
       <w:szCs w:val="24"/>
-      <w:lang w:eastAsia="zh-CN"/>
+      <w:lang w:eastAsia="Times New Roman"/>
     </w:rPr>
   </w:style>
   <w:style w:type="paragraph" w:styleId="Char1">
@@ -5547,11 +5547,11 @@
       <w:jc w:val="both"/>
     </w:pPr>
     <w:rPr>
-      <w:rFonts w:eastAsia="SimSun;宋体" w:cs="Times New Roman"/>
+      <w:rFonts w:eastAsia="Times New Roman" w:cs="Times New Roman"/>
       <w:kern w:val="2"/>
       <w:sz w:val="24"/>
       <w:szCs w:val="24"/>
-      <w:lang w:eastAsia="zh-CN"/>
+      <w:lang w:eastAsia="Times New Roman"/>
     </w:rPr>
   </w:style>
   <w:style w:type="paragraph" w:styleId="xl118">
